--- a/materials/解答例/解答例_演習7_8_フォローメール_社内報告.docx
+++ b/materials/解答例/解答例_演習7_8_フォローメール_社内報告.docx
@@ -30,7 +30,7 @@
           <w:rFonts w:ascii="Yu Gothic" w:hAnsi="Yu Gothic" w:eastAsia="游ゴシック"/>
           <w:b w:val="0"/>
         </w:rPr>
-        <w:t>件名：本日のお打ち合わせのお礼（若手技術者向けDX基礎研修）</w:t>
+        <w:t>件名：本日のお打ち合わせのお礼（法人営業向け生成AI活用研修）</w:t>
       </w:r>
     </w:p>
     <w:p/>
@@ -40,7 +40,7 @@
           <w:rFonts w:ascii="Yu Gothic" w:hAnsi="Yu Gothic" w:eastAsia="游ゴシック"/>
           <w:b w:val="0"/>
         </w:rPr>
-        <w:t>株式会社みなと精機</w:t>
+        <w:t>みらい商事株式会社</w:t>
       </w:r>
     </w:p>
     <w:p>
@@ -49,7 +49,7 @@
           <w:rFonts w:ascii="Yu Gothic" w:hAnsi="Yu Gothic" w:eastAsia="游ゴシック"/>
           <w:b w:val="0"/>
         </w:rPr>
-        <w:t>人事部 人材開発課 課長 佐伯 美和 様</w:t>
+        <w:t>営業企画部 課長 佐伯 美和 様</w:t>
       </w:r>
     </w:p>
     <w:p>
@@ -58,7 +58,7 @@
           <w:rFonts w:ascii="Yu Gothic" w:hAnsi="Yu Gothic" w:eastAsia="游ゴシック"/>
           <w:b w:val="0"/>
         </w:rPr>
-        <w:t>（CC：製造技術部 部長 大西 誠 様、人事部 人材開発課 高野 健太 様）</w:t>
+        <w:t>（CC：営業第一部 部長 大西 誠 様、営業企画部 高野 健太 様）</w:t>
       </w:r>
     </w:p>
     <w:p/>
@@ -87,7 +87,7 @@
           <w:rFonts w:ascii="Yu Gothic" w:hAnsi="Yu Gothic" w:eastAsia="游ゴシック"/>
           <w:b w:val="0"/>
         </w:rPr>
-        <w:t>若手技術者の皆さまが、現場のデータを使って改善につなげられるようになることが</w:t>
+        <w:t>営業の皆さまが、Copilot を安全に、かつ日々の提案活動の中で使いこなせるようになることが</w:t>
       </w:r>
     </w:p>
     <w:p>
@@ -124,7 +124,7 @@
           <w:rFonts w:ascii="Yu Gothic" w:hAnsi="Yu Gothic" w:eastAsia="游ゴシック"/>
           <w:b w:val="0"/>
         </w:rPr>
-        <w:t>・対象：入社2〜5年目の技術職 約60名（3工場）</w:t>
+        <w:t>・対象：法人営業 約20名（営業第一部・第二部）</w:t>
       </w:r>
     </w:p>
     <w:p>
@@ -133,7 +133,7 @@
           <w:rFonts w:ascii="Yu Gothic" w:hAnsi="Yu Gothic" w:eastAsia="游ゴシック"/>
           <w:b w:val="0"/>
         </w:rPr>
-        <w:t>・期間：1人あたり3日程度、2027年1〜3月（2月後半を除く）</w:t>
+        <w:t>・時期：11月上旬（11月3日以降）、集合形式</w:t>
       </w:r>
     </w:p>
     <w:p>
@@ -142,7 +142,7 @@
           <w:rFonts w:ascii="Yu Gothic" w:hAnsi="Yu Gothic" w:eastAsia="游ゴシック"/>
           <w:b w:val="0"/>
         </w:rPr>
-        <w:t>・ご要望：現場データを使った演習、生成AIの安全な使い方、効果測定</w:t>
+        <w:t>・ご要望：業務の題材を使った演習、安全に使うためのルール、効果の確認</w:t>
       </w:r>
     </w:p>
     <w:p/>
@@ -161,7 +161,7 @@
           <w:rFonts w:ascii="Yu Gothic" w:hAnsi="Yu Gothic" w:eastAsia="游ゴシック"/>
           <w:b w:val="0"/>
         </w:rPr>
-        <w:t>・10月16日（金）：弊社より、プログラム骨子と製造業での類似事例をお送りします</w:t>
+        <w:t>・10月9日（金）：弊社より、A案・B案の骨子と、商社での事例をお送りします</w:t>
       </w:r>
     </w:p>
     <w:p>
@@ -170,7 +170,7 @@
           <w:rFonts w:ascii="Yu Gothic" w:hAnsi="Yu Gothic" w:eastAsia="游ゴシック"/>
           <w:b w:val="0"/>
         </w:rPr>
-        <w:t>・10月13日（火）：高野様より、対象者リストと部門別人数をお送りいただく</w:t>
+        <w:t>・10月12日（月）：大西様より、Copilot 試行メンバーの状況をお送りいただく</w:t>
       </w:r>
     </w:p>
     <w:p>
@@ -179,7 +179,16 @@
           <w:rFonts w:ascii="Yu Gothic" w:hAnsi="Yu Gothic" w:eastAsia="游ゴシック"/>
           <w:b w:val="0"/>
         </w:rPr>
-        <w:t>・10月20日（火）14:00：プログラム案と概算お見積をお持ちします</w:t>
+        <w:t>・10月13日（火）：高野様より、対象者リストをお送りいただく</w:t>
+      </w:r>
+    </w:p>
+    <w:p>
+      <w:r>
+        <w:rPr>
+          <w:rFonts w:ascii="Yu Gothic" w:hAnsi="Yu Gothic" w:eastAsia="游ゴシック"/>
+          <w:b w:val="0"/>
+        </w:rPr>
+        <w:t>・10月16日（金）14:00：A案・B案の提案書と概算お見積をお持ちします</w:t>
       </w:r>
     </w:p>
     <w:p/>
@@ -227,7 +236,7 @@
           <w:b w:val="0"/>
           <w:sz w:val="19"/>
         </w:rPr>
-        <w:t>【確認ポイント】予算・競合など、CC に入る相手に見せるべきでない情報を書いていないか。日付と曜日が正しいか。敬称・社名に誤りがないか。</w:t>
+        <w:t>【確認ポイント】予算が未承認であること・決裁者が未特定であること・競合との比較など、CC に入る相手に見せるべきでない情報を書いていないか。日付と曜日が正しいか。敬称・社名（みらい商事「株式会社」は後ろ）に誤りがないか。</w:t>
       </w:r>
     </w:p>
     <w:p>
@@ -257,7 +266,7 @@
           <w:rFonts w:ascii="Yu Gothic" w:hAnsi="Yu Gothic" w:eastAsia="游ゴシック"/>
           <w:b w:val="0"/>
         </w:rPr>
-        <w:t>みなと精機（初回訪問 10/6）のご報告です。</w:t>
+        <w:t>みらい商事（初回訪問 10/6）のご報告です。</w:t>
       </w:r>
     </w:p>
     <w:p/>
@@ -267,7 +276,7 @@
           <w:rFonts w:ascii="Yu Gothic" w:hAnsi="Yu Gothic" w:eastAsia="游ゴシック"/>
           <w:b w:val="0"/>
         </w:rPr>
-        <w:t>【結論】受注確度B。予算600万円（税別）の範囲で、10/20にプログラム案と概算見積を提示します。</w:t>
+        <w:t>【結論】受注確度B。10/16 に A案（予算内）・B案（充実案）の提案書と概算を提示します。</w:t>
       </w:r>
     </w:p>
     <w:p/>
@@ -286,7 +295,7 @@
           <w:rFonts w:ascii="Yu Gothic" w:hAnsi="Yu Gothic" w:eastAsia="游ゴシック"/>
           <w:b w:val="0"/>
         </w:rPr>
-        <w:t>1. ニーズ：若手技術者60名に、現場データを使ったDX・データ活用研修（3日×3クラス想定）</w:t>
+        <w:t>1. ニーズ：法人営業20名に、Copilot を安全に業務で使うための研修（11月上旬・集合）</w:t>
       </w:r>
     </w:p>
     <w:p>
@@ -295,7 +304,7 @@
           <w:rFonts w:ascii="Yu Gothic" w:hAnsi="Yu Gothic" w:eastAsia="游ゴシック"/>
           <w:b w:val="0"/>
         </w:rPr>
-        <w:t>2. 決め手：「一般論ではなく現場で使える」こと。現場課題持ち込み型が刺さっています</w:t>
+        <w:t>2. 決め手：「自分たちの業務の題材で練習できる」こと。業務課題持ち込み型が刺さっています</w:t>
       </w:r>
     </w:p>
     <w:p>
@@ -304,7 +313,7 @@
           <w:rFonts w:ascii="Yu Gothic" w:hAnsi="Yu Gothic" w:eastAsia="游ゴシック"/>
           <w:b w:val="0"/>
         </w:rPr>
-        <w:t>3. リスク：競合と比較検討中。現場データの社外持ち出しは情シスの許可待ち</w:t>
+        <w:t>3. リスク：予算100万円は承認前で、決裁者（佐伯課長の上長）が未特定。競合と比較検討中</w:t>
       </w:r>
     </w:p>
     <w:p/>
@@ -314,7 +323,7 @@
           <w:rFonts w:ascii="Yu Gothic" w:hAnsi="Yu Gothic" w:eastAsia="游ゴシック"/>
           <w:b w:val="0"/>
         </w:rPr>
-        <w:t>【ご相談】現場課題持ち込み型の演習設計について、中川さんに加えて品質分析に詳しい講師のアサインをご相談させてください。</w:t>
+        <w:t>【ご相談】決裁者に直接説明する機会を作れないか、10/16 に佐伯課長へ打診したいです。進め方のご意見をください。</w:t>
       </w:r>
     </w:p>
     <w:p/>
@@ -324,7 +333,7 @@
           <w:rFonts w:ascii="Yu Gothic" w:hAnsi="Yu Gothic" w:eastAsia="游ゴシック"/>
           <w:b w:val="0"/>
         </w:rPr>
-        <w:t>【次の一手】10/16 骨子送付 → 10/20 提案</w:t>
+        <w:t>【次の一手】10/9 骨子送付 → 10/16 提案 → 決裁者・承認手続きの確認</w:t>
       </w:r>
     </w:p>
     <w:p>
@@ -468,7 +477,7 @@
                 <w:b w:val="0"/>
                 <w:sz w:val="19"/>
               </w:rPr>
-              <w:t>プログラム骨子をメール送付</w:t>
+              <w:t>A案・B案の骨子をメール送付</w:t>
             </w:r>
           </w:p>
         </w:tc>
@@ -500,7 +509,7 @@
                 <w:b w:val="0"/>
                 <w:sz w:val="19"/>
               </w:rPr>
-              <w:t>10/16（金）</w:t>
+              <w:t>10/9（金）</w:t>
             </w:r>
           </w:p>
         </w:tc>
@@ -550,7 +559,7 @@
                 <w:b w:val="0"/>
                 <w:sz w:val="19"/>
               </w:rPr>
-              <w:t>製造業の類似事例（実績データから抽出）を送付</w:t>
+              <w:t>商社での生成AI研修の事例（実績データから抽出）を送付</w:t>
             </w:r>
           </w:p>
         </w:tc>
@@ -582,7 +591,7 @@
                 <w:b w:val="0"/>
                 <w:sz w:val="19"/>
               </w:rPr>
-              <w:t>10/16（金）</w:t>
+              <w:t>10/9（金）</w:t>
             </w:r>
           </w:p>
         </w:tc>
@@ -632,7 +641,7 @@
                 <w:b w:val="0"/>
                 <w:sz w:val="19"/>
               </w:rPr>
-              <w:t>講師アサインを課長に相談</w:t>
+              <w:t>決裁者への説明機会の打診について課長に相談</w:t>
             </w:r>
           </w:p>
         </w:tc>
@@ -714,7 +723,89 @@
                 <w:b w:val="0"/>
                 <w:sz w:val="19"/>
               </w:rPr>
-              <w:t>対象者リスト受領を確認</w:t>
+              <w:t>Copilot 試行状況の受領を確認</w:t>
+            </w:r>
+          </w:p>
+        </w:tc>
+        <w:tc>
+          <w:tcPr>
+            <w:tcW w:type="dxa" w:w="1984"/>
+          </w:tcPr>
+          <w:p>
+            <w:r/>
+            <w:r>
+              <w:rPr>
+                <w:rFonts w:ascii="Yu Gothic" w:hAnsi="Yu Gothic" w:eastAsia="游ゴシック"/>
+                <w:b w:val="0"/>
+                <w:sz w:val="19"/>
+              </w:rPr>
+              <w:t>自分（大西様フォロー）</w:t>
+            </w:r>
+          </w:p>
+        </w:tc>
+        <w:tc>
+          <w:tcPr>
+            <w:tcW w:type="dxa" w:w="1417"/>
+          </w:tcPr>
+          <w:p>
+            <w:r/>
+            <w:r>
+              <w:rPr>
+                <w:rFonts w:ascii="Yu Gothic" w:hAnsi="Yu Gothic" w:eastAsia="游ゴシック"/>
+                <w:b w:val="0"/>
+                <w:sz w:val="19"/>
+              </w:rPr>
+              <w:t>10/12（月）</w:t>
+            </w:r>
+          </w:p>
+        </w:tc>
+        <w:tc>
+          <w:tcPr>
+            <w:tcW w:type="dxa" w:w="1134"/>
+          </w:tcPr>
+          <w:p>
+            <w:r/>
+            <w:r>
+              <w:rPr>
+                <w:rFonts w:ascii="Yu Gothic" w:hAnsi="Yu Gothic" w:eastAsia="游ゴシック"/>
+                <w:b w:val="0"/>
+                <w:sz w:val="19"/>
+              </w:rPr>
+              <w:t>待ち</w:t>
+            </w:r>
+          </w:p>
+        </w:tc>
+      </w:tr>
+      <w:tr>
+        <w:tc>
+          <w:tcPr>
+            <w:tcW w:type="dxa" w:w="567"/>
+          </w:tcPr>
+          <w:p>
+            <w:r/>
+            <w:r>
+              <w:rPr>
+                <w:rFonts w:ascii="Yu Gothic" w:hAnsi="Yu Gothic" w:eastAsia="游ゴシック"/>
+                <w:b w:val="0"/>
+                <w:sz w:val="19"/>
+              </w:rPr>
+              <w:t>5</w:t>
+            </w:r>
+          </w:p>
+        </w:tc>
+        <w:tc>
+          <w:tcPr>
+            <w:tcW w:type="dxa" w:w="4252"/>
+          </w:tcPr>
+          <w:p>
+            <w:r/>
+            <w:r>
+              <w:rPr>
+                <w:rFonts w:ascii="Yu Gothic" w:hAnsi="Yu Gothic" w:eastAsia="游ゴシック"/>
+                <w:b w:val="0"/>
+                <w:sz w:val="19"/>
+              </w:rPr>
+              <w:t>対象者リストの受領を確認</w:t>
             </w:r>
           </w:p>
         </w:tc>
@@ -780,7 +871,7 @@
                 <w:b w:val="0"/>
                 <w:sz w:val="19"/>
               </w:rPr>
-              <w:t>5</w:t>
+              <w:t>6</w:t>
             </w:r>
           </w:p>
         </w:tc>
@@ -796,7 +887,7 @@
                 <w:b w:val="0"/>
                 <w:sz w:val="19"/>
               </w:rPr>
-              <w:t>プログラム案・概算見積の作成</w:t>
+              <w:t>A案・B案の提案書・概算見積の作成</w:t>
             </w:r>
           </w:p>
         </w:tc>
@@ -828,7 +919,7 @@
                 <w:b w:val="0"/>
                 <w:sz w:val="19"/>
               </w:rPr>
-              <w:t>10/19（月）</w:t>
+              <w:t>10/15（木）</w:t>
             </w:r>
           </w:p>
         </w:tc>
